--- a/media/R2499/form_template/dg/动态软件项.docx
+++ b/media/R2499/form_template/dg/动态软件项.docx
@@ -1,10 +1,11 @@
 
 <file path=word/document.xml><?xml version="1.0" encoding="utf-8"?>
-<w:document xmlns:wpc="http://schemas.microsoft.com/office/word/2010/wordprocessingCanvas" xmlns:cx="http://schemas.microsoft.com/office/drawing/2014/chartex" xmlns:cx1="http://schemas.microsoft.com/office/drawing/2015/9/8/chartex" xmlns:cx2="http://schemas.microsoft.com/office/drawing/2015/10/21/chartex" xmlns:cx3="http://schemas.microsoft.com/office/drawing/2016/5/9/chartex" xmlns:cx4="http://schemas.microsoft.com/office/drawing/2016/5/10/chartex" xmlns:cx5="http://schemas.microsoft.com/office/drawing/2016/5/11/chartex" xmlns:cx6="http://schemas.microsoft.com/office/drawing/2016/5/12/chartex" xmlns:cx7="http://schemas.microsoft.com/office/drawing/2016/5/13/chartex" xmlns:cx8="http://schemas.microsoft.com/office/drawing/2016/5/14/chartex" xmlns:mc="http://schemas.openxmlformats.org/markup-compatibility/2006" xmlns:aink="http://schemas.microsoft.com/office/drawing/2016/ink" xmlns:am3d="http://schemas.microsoft.com/office/drawing/2017/model3d" xmlns:o="urn:schemas-microsoft-com:office:office" xmlns:oel="http://schemas.microsoft.com/office/2019/extlst" xmlns:r="http://schemas.openxmlformats.org/officeDocument/2006/relationships" xmlns:m="http://schemas.openxmlformats.org/officeDocument/2006/math" xmlns:v="urn:schemas-microsoft-com:vml" xmlns:wp14="http://schemas.microsoft.com/office/word/2010/wordprocessingDrawing" xmlns:wp="http://schemas.openxmlformats.org/drawingml/2006/wordprocessingDrawing" xmlns:w10="urn:schemas-microsoft-com:office:word" xmlns:w="http://schemas.openxmlformats.org/wordprocessingml/2006/main" xmlns:w14="http://schemas.microsoft.com/office/word/2010/wordml" xmlns:w15="http://schemas.microsoft.com/office/word/2012/wordml" xmlns:w16cex="http://schemas.microsoft.com/office/word/2018/wordml/cex" xmlns:w16cid="http://schemas.microsoft.com/office/word/2016/wordml/cid" xmlns:w16="http://schemas.microsoft.com/office/word/2018/wordml" xmlns:w16du="http://schemas.microsoft.com/office/word/2023/wordml/word16du" xmlns:w16sdtdh="http://schemas.microsoft.com/office/word/2020/wordml/sdtdatahash" xmlns:w16se="http://schemas.microsoft.com/office/word/2015/wordml/symex" xmlns:wpg="http://schemas.microsoft.com/office/word/2010/wordprocessingGroup" xmlns:wpi="http://schemas.microsoft.com/office/word/2010/wordprocessingInk" xmlns:wne="http://schemas.microsoft.com/office/word/2006/wordml" xmlns:wps="http://schemas.microsoft.com/office/word/2010/wordprocessingShape" mc:Ignorable="w14 w15 w16se w16cid w16 w16cex w16sdtdh w16du wp14">
+<w:document xmlns:wpc="http://schemas.microsoft.com/office/word/2010/wordprocessingCanvas" xmlns:cx="http://schemas.microsoft.com/office/drawing/2014/chartex" xmlns:cx1="http://schemas.microsoft.com/office/drawing/2015/9/8/chartex" xmlns:cx2="http://schemas.microsoft.com/office/drawing/2015/10/21/chartex" xmlns:cx3="http://schemas.microsoft.com/office/drawing/2016/5/9/chartex" xmlns:cx4="http://schemas.microsoft.com/office/drawing/2016/5/10/chartex" xmlns:cx5="http://schemas.microsoft.com/office/drawing/2016/5/11/chartex" xmlns:cx6="http://schemas.microsoft.com/office/drawing/2016/5/12/chartex" xmlns:cx7="http://schemas.microsoft.com/office/drawing/2016/5/13/chartex" xmlns:cx8="http://schemas.microsoft.com/office/drawing/2016/5/14/chartex" xmlns:mc="http://schemas.openxmlformats.org/markup-compatibility/2006" xmlns:aink="http://schemas.microsoft.com/office/drawing/2016/ink" xmlns:am3d="http://schemas.microsoft.com/office/drawing/2017/model3d" xmlns:o="urn:schemas-microsoft-com:office:office" xmlns:oel="http://schemas.microsoft.com/office/2019/extlst" xmlns:r="http://schemas.openxmlformats.org/officeDocument/2006/relationships" xmlns:m="http://schemas.openxmlformats.org/officeDocument/2006/math" xmlns:v="urn:schemas-microsoft-com:vml" xmlns:wp14="http://schemas.microsoft.com/office/word/2010/wordprocessingDrawing" xmlns:wp="http://schemas.openxmlformats.org/drawingml/2006/wordprocessingDrawing" xmlns:w10="urn:schemas-microsoft-com:office:word" xmlns:w="http://schemas.openxmlformats.org/wordprocessingml/2006/main" xmlns:w14="http://schemas.microsoft.com/office/word/2010/wordml" xmlns:w15="http://schemas.microsoft.com/office/word/2012/wordml" xmlns:w16cex="http://schemas.microsoft.com/office/word/2018/wordml/cex" xmlns:w16cid="http://schemas.microsoft.com/office/word/2016/wordml/cid" xmlns:w16="http://schemas.microsoft.com/office/word/2018/wordml" xmlns:w16du="http://schemas.microsoft.com/office/word/2023/wordml/word16du" xmlns:w16sdtdh="http://schemas.microsoft.com/office/word/2020/wordml/sdtdatahash" xmlns:w16sdtfl="http://schemas.microsoft.com/office/word/2024/wordml/sdtformatlock" xmlns:w16se="http://schemas.microsoft.com/office/word/2015/wordml/symex" xmlns:wpg="http://schemas.microsoft.com/office/word/2010/wordprocessingGroup" xmlns:wpi="http://schemas.microsoft.com/office/word/2010/wordprocessingInk" xmlns:wne="http://schemas.microsoft.com/office/word/2006/wordml" xmlns:wps="http://schemas.microsoft.com/office/word/2010/wordprocessingShape" mc:Ignorable="w14 w15 w16se w16cid w16 w16cex w16sdtdh w16sdtfl w16du wp14">
   <w:body>
     <w:p>
       <w:pPr>
         <w:pStyle w:val="ad"/>
+        <w:wordWrap w:val="0"/>
         <w:ind w:firstLineChars="0" w:firstLine="0"/>
         <w:rPr>
           <w:szCs w:val="24"/>
@@ -21,6 +22,7 @@
     <w:p>
       <w:pPr>
         <w:pStyle w:val="ad"/>
+        <w:wordWrap w:val="0"/>
         <w:ind w:firstLineChars="0" w:firstLine="0"/>
         <w:rPr>
           <w:szCs w:val="24"/>
@@ -50,6 +52,7 @@
     <w:p>
       <w:pPr>
         <w:pStyle w:val="ad"/>
+        <w:wordWrap w:val="0"/>
         <w:ind w:firstLineChars="0" w:firstLine="0"/>
         <w:rPr>
           <w:szCs w:val="24"/>
@@ -65,6 +68,7 @@
     </w:p>
     <w:p>
       <w:pPr>
+        <w:wordWrap w:val="0"/>
         <w:rPr>
           <w:sz w:val="24"/>
           <w:szCs w:val="24"/>
@@ -143,14 +147,18 @@
           </w:tcPr>
           <w:p>
             <w:pPr>
+              <w:wordWrap w:val="0"/>
+              <w:spacing w:line="240" w:lineRule="auto"/>
               <w:rPr>
                 <w:rFonts w:eastAsia="黑体"/>
+                <w:sz w:val="21"/>
                 <w:szCs w:val="21"/>
               </w:rPr>
             </w:pPr>
             <w:r>
               <w:rPr>
                 <w:rFonts w:eastAsia="黑体" w:hint="eastAsia"/>
+                <w:sz w:val="21"/>
                 <w:szCs w:val="21"/>
               </w:rPr>
               <w:t xml:space="preserve">{%tr for li in </w:t>
@@ -158,20 +166,15 @@
             <w:r>
               <w:rPr>
                 <w:rFonts w:hint="eastAsia"/>
-                <w:szCs w:val="21"/>
-              </w:rPr>
-              <w:t>line</w:t>
+                <w:sz w:val="21"/>
+                <w:szCs w:val="21"/>
+              </w:rPr>
+              <w:t>line.data</w:t>
             </w:r>
             <w:r>
               <w:rPr>
-                <w:rFonts w:hint="eastAsia"/>
-                <w:szCs w:val="21"/>
-              </w:rPr>
-              <w:t>.data</w:t>
-            </w:r>
-            <w:r>
-              <w:rPr>
                 <w:rFonts w:eastAsia="黑体" w:hint="eastAsia"/>
+                <w:sz w:val="21"/>
                 <w:szCs w:val="21"/>
               </w:rPr>
               <w:t xml:space="preserve"> %}</w:t>
@@ -191,13 +194,17 @@
           </w:tcPr>
           <w:p>
             <w:pPr>
-              <w:rPr>
+              <w:wordWrap w:val="0"/>
+              <w:spacing w:line="240" w:lineRule="auto"/>
+              <w:rPr>
+                <w:sz w:val="21"/>
                 <w:szCs w:val="21"/>
               </w:rPr>
             </w:pPr>
             <w:r>
               <w:rPr>
                 <w:rFonts w:hint="eastAsia"/>
+                <w:sz w:val="21"/>
                 <w:szCs w:val="21"/>
               </w:rPr>
               <w:t>{%tc for ci in li %}</w:t>
@@ -212,13 +219,17 @@
           </w:tcPr>
           <w:p>
             <w:pPr>
-              <w:rPr>
+              <w:wordWrap w:val="0"/>
+              <w:spacing w:line="240" w:lineRule="auto"/>
+              <w:rPr>
+                <w:sz w:val="21"/>
                 <w:szCs w:val="21"/>
               </w:rPr>
             </w:pPr>
             <w:r>
               <w:rPr>
                 <w:rFonts w:hint="eastAsia"/>
+                <w:sz w:val="21"/>
                 <w:szCs w:val="21"/>
               </w:rPr>
               <w:t>{{ ci }}</w:t>
@@ -233,14 +244,18 @@
           </w:tcPr>
           <w:p>
             <w:pPr>
+              <w:wordWrap w:val="0"/>
+              <w:spacing w:line="240" w:lineRule="auto"/>
               <w:jc w:val="left"/>
               <w:rPr>
+                <w:sz w:val="21"/>
                 <w:szCs w:val="21"/>
               </w:rPr>
             </w:pPr>
             <w:r>
               <w:rPr>
                 <w:rFonts w:hint="eastAsia"/>
+                <w:sz w:val="21"/>
                 <w:szCs w:val="21"/>
               </w:rPr>
               <w:t>{%tc endfor %}</w:t>
@@ -261,14 +276,18 @@
           </w:tcPr>
           <w:p>
             <w:pPr>
+              <w:wordWrap w:val="0"/>
+              <w:spacing w:line="240" w:lineRule="auto"/>
               <w:jc w:val="left"/>
               <w:rPr>
+                <w:sz w:val="21"/>
                 <w:szCs w:val="21"/>
               </w:rPr>
             </w:pPr>
             <w:r>
               <w:rPr>
                 <w:rFonts w:hint="eastAsia"/>
+                <w:sz w:val="21"/>
                 <w:szCs w:val="21"/>
               </w:rPr>
               <w:t>{%tr endfor %}</w:t>
@@ -279,6 +298,7 @@
     </w:tbl>
     <w:p>
       <w:pPr>
+        <w:wordWrap w:val="0"/>
         <w:rPr>
           <w:sz w:val="24"/>
           <w:szCs w:val="24"/>
@@ -311,40 +331,26 @@
     </w:p>
     <w:p>
       <w:pPr>
+        <w:wordWrap w:val="0"/>
         <w:spacing w:line="360" w:lineRule="auto"/>
         <w:jc w:val="center"/>
         <w:rPr>
-          <w:sz w:val="24"/>
-          <w:szCs w:val="24"/>
-        </w:rPr>
-      </w:pPr>
-      <w:r>
-        <w:rPr>
-          <w:rFonts w:hint="eastAsia"/>
-          <w:sz w:val="24"/>
-          <w:szCs w:val="24"/>
-        </w:rPr>
-        <w:t xml:space="preserve">{{ </w:t>
-      </w:r>
-      <w:r>
-        <w:rPr>
-          <w:rFonts w:hint="eastAsia"/>
-          <w:sz w:val="24"/>
-          <w:szCs w:val="24"/>
-        </w:rPr>
-        <w:t>line.data</w:t>
-      </w:r>
-      <w:r>
-        <w:rPr>
-          <w:rFonts w:hint="eastAsia"/>
-          <w:sz w:val="24"/>
-          <w:szCs w:val="24"/>
-        </w:rPr>
-        <w:t xml:space="preserve"> }}</w:t>
+          <w:sz w:val="21"/>
+          <w:szCs w:val="21"/>
+        </w:rPr>
+      </w:pPr>
+      <w:r>
+        <w:rPr>
+          <w:rFonts w:hint="eastAsia"/>
+          <w:sz w:val="21"/>
+          <w:szCs w:val="21"/>
+        </w:rPr>
+        <w:t>{{ line.data }}</w:t>
       </w:r>
     </w:p>
     <w:p>
       <w:pPr>
+        <w:wordWrap w:val="0"/>
         <w:rPr>
           <w:sz w:val="24"/>
           <w:szCs w:val="24"/>
@@ -378,6 +384,7 @@
     <w:p>
       <w:pPr>
         <w:pStyle w:val="ad"/>
+        <w:wordWrap w:val="0"/>
         <w:ind w:firstLineChars="0" w:firstLine="0"/>
         <w:rPr>
           <w:szCs w:val="24"/>
@@ -393,6 +400,7 @@
     </w:p>
     <w:p>
       <w:pPr>
+        <w:wordWrap w:val="0"/>
         <w:rPr>
           <w:sz w:val="24"/>
           <w:szCs w:val="24"/>
@@ -471,14 +479,18 @@
           </w:tcPr>
           <w:p>
             <w:pPr>
+              <w:wordWrap w:val="0"/>
+              <w:spacing w:line="240" w:lineRule="auto"/>
               <w:rPr>
                 <w:rFonts w:eastAsia="黑体"/>
+                <w:sz w:val="21"/>
                 <w:szCs w:val="21"/>
               </w:rPr>
             </w:pPr>
             <w:r>
               <w:rPr>
                 <w:rFonts w:eastAsia="黑体" w:hint="eastAsia"/>
+                <w:sz w:val="21"/>
                 <w:szCs w:val="21"/>
               </w:rPr>
               <w:t xml:space="preserve">{%tr for li in </w:t>
@@ -486,20 +498,15 @@
             <w:r>
               <w:rPr>
                 <w:rFonts w:hint="eastAsia"/>
-                <w:szCs w:val="21"/>
-              </w:rPr>
-              <w:t>line</w:t>
+                <w:sz w:val="21"/>
+                <w:szCs w:val="21"/>
+              </w:rPr>
+              <w:t>line.data</w:t>
             </w:r>
             <w:r>
               <w:rPr>
-                <w:rFonts w:hint="eastAsia"/>
-                <w:szCs w:val="21"/>
-              </w:rPr>
-              <w:t>.data</w:t>
-            </w:r>
-            <w:r>
-              <w:rPr>
                 <w:rFonts w:eastAsia="黑体" w:hint="eastAsia"/>
+                <w:sz w:val="21"/>
                 <w:szCs w:val="21"/>
               </w:rPr>
               <w:t xml:space="preserve"> %}</w:t>
@@ -519,13 +526,17 @@
           </w:tcPr>
           <w:p>
             <w:pPr>
-              <w:rPr>
+              <w:wordWrap w:val="0"/>
+              <w:spacing w:line="240" w:lineRule="auto"/>
+              <w:rPr>
+                <w:sz w:val="21"/>
                 <w:szCs w:val="21"/>
               </w:rPr>
             </w:pPr>
             <w:r>
               <w:rPr>
                 <w:rFonts w:hint="eastAsia"/>
+                <w:sz w:val="21"/>
                 <w:szCs w:val="21"/>
               </w:rPr>
               <w:t>{%tc for ci in li %}</w:t>
@@ -540,13 +551,17 @@
           </w:tcPr>
           <w:p>
             <w:pPr>
-              <w:rPr>
+              <w:wordWrap w:val="0"/>
+              <w:spacing w:line="240" w:lineRule="auto"/>
+              <w:rPr>
+                <w:sz w:val="21"/>
                 <w:szCs w:val="21"/>
               </w:rPr>
             </w:pPr>
             <w:r>
               <w:rPr>
                 <w:rFonts w:hint="eastAsia"/>
+                <w:sz w:val="21"/>
                 <w:szCs w:val="21"/>
               </w:rPr>
               <w:t>{{ ci }}</w:t>
@@ -561,14 +576,18 @@
           </w:tcPr>
           <w:p>
             <w:pPr>
+              <w:wordWrap w:val="0"/>
+              <w:spacing w:line="240" w:lineRule="auto"/>
               <w:jc w:val="left"/>
               <w:rPr>
+                <w:sz w:val="21"/>
                 <w:szCs w:val="21"/>
               </w:rPr>
             </w:pPr>
             <w:r>
               <w:rPr>
                 <w:rFonts w:hint="eastAsia"/>
+                <w:sz w:val="21"/>
                 <w:szCs w:val="21"/>
               </w:rPr>
               <w:t>{%tc endfor %}</w:t>
@@ -589,14 +608,18 @@
           </w:tcPr>
           <w:p>
             <w:pPr>
+              <w:wordWrap w:val="0"/>
+              <w:spacing w:line="240" w:lineRule="auto"/>
               <w:jc w:val="left"/>
               <w:rPr>
+                <w:sz w:val="21"/>
                 <w:szCs w:val="21"/>
               </w:rPr>
             </w:pPr>
             <w:r>
               <w:rPr>
                 <w:rFonts w:hint="eastAsia"/>
+                <w:sz w:val="21"/>
                 <w:szCs w:val="21"/>
               </w:rPr>
               <w:t>{%tr endfor %}</w:t>
@@ -607,6 +630,7 @@
     </w:tbl>
     <w:p>
       <w:pPr>
+        <w:wordWrap w:val="0"/>
         <w:rPr>
           <w:sz w:val="24"/>
           <w:szCs w:val="24"/>
@@ -639,6 +663,7 @@
     </w:p>
     <w:p>
       <w:pPr>
+        <w:wordWrap w:val="0"/>
         <w:spacing w:line="360" w:lineRule="auto"/>
         <w:ind w:firstLineChars="200" w:firstLine="480"/>
         <w:rPr>
@@ -673,6 +698,7 @@
     </w:p>
     <w:p>
       <w:pPr>
+        <w:wordWrap w:val="0"/>
         <w:rPr>
           <w:sz w:val="24"/>
           <w:szCs w:val="24"/>
@@ -706,6 +732,7 @@
     <w:p>
       <w:pPr>
         <w:pStyle w:val="ad"/>
+        <w:wordWrap w:val="0"/>
         <w:ind w:firstLineChars="0" w:firstLine="0"/>
         <w:rPr>
           <w:szCs w:val="24"/>
@@ -722,6 +749,7 @@
     <w:p>
       <w:pPr>
         <w:pStyle w:val="ad"/>
+        <w:wordWrap w:val="0"/>
         <w:ind w:firstLineChars="0" w:firstLine="0"/>
         <w:rPr>
           <w:szCs w:val="24"/>
@@ -738,6 +766,7 @@
     <w:p>
       <w:pPr>
         <w:pStyle w:val="ad"/>
+        <w:wordWrap w:val="0"/>
         <w:ind w:firstLineChars="0" w:firstLine="0"/>
         <w:rPr>
           <w:szCs w:val="24"/>
@@ -754,6 +783,7 @@
     <w:p>
       <w:pPr>
         <w:pStyle w:val="a7"/>
+        <w:wordWrap w:val="0"/>
         <w:spacing w:line="360" w:lineRule="auto"/>
         <w:rPr>
           <w:snapToGrid w:val="0"/>
@@ -812,6 +842,7 @@
           <w:tab w:val="left" w:pos="454"/>
           <w:tab w:val="left" w:pos="3260"/>
         </w:tabs>
+        <w:wordWrap w:val="0"/>
         <w:spacing w:before="0" w:beforeAutospacing="0" w:after="0" w:afterAutospacing="0" w:line="240" w:lineRule="auto"/>
         <w:ind w:left="0"/>
         <w:rPr>
@@ -968,6 +999,7 @@
           </w:tcPr>
           <w:p>
             <w:pPr>
+              <w:wordWrap w:val="0"/>
               <w:spacing w:before="100" w:beforeAutospacing="1" w:after="100" w:afterAutospacing="1" w:line="240" w:lineRule="auto"/>
               <w:jc w:val="center"/>
               <w:rPr>
@@ -1000,6 +1032,7 @@
           <w:p>
             <w:pPr>
               <w:keepNext/>
+              <w:wordWrap w:val="0"/>
               <w:spacing w:before="100" w:beforeAutospacing="1" w:after="100" w:afterAutospacing="1" w:line="240" w:lineRule="auto"/>
               <w:jc w:val="center"/>
               <w:rPr>
@@ -1032,6 +1065,7 @@
           <w:p>
             <w:pPr>
               <w:keepNext/>
+              <w:wordWrap w:val="0"/>
               <w:spacing w:before="100" w:beforeAutospacing="1" w:after="100" w:afterAutospacing="1" w:line="240" w:lineRule="auto"/>
               <w:jc w:val="center"/>
               <w:rPr>
@@ -1064,6 +1098,7 @@
           <w:p>
             <w:pPr>
               <w:keepNext/>
+              <w:wordWrap w:val="0"/>
               <w:spacing w:before="100" w:beforeAutospacing="1" w:after="100" w:afterAutospacing="1" w:line="240" w:lineRule="auto"/>
               <w:jc w:val="center"/>
               <w:rPr>
@@ -1096,6 +1131,7 @@
           <w:p>
             <w:pPr>
               <w:keepNext/>
+              <w:wordWrap w:val="0"/>
               <w:spacing w:before="100" w:beforeAutospacing="1" w:after="100" w:afterAutospacing="1" w:line="240" w:lineRule="auto"/>
               <w:jc w:val="center"/>
               <w:rPr>
@@ -1142,6 +1178,7 @@
                 <w:tab w:val="left" w:pos="240"/>
                 <w:tab w:val="left" w:pos="840"/>
               </w:tabs>
+              <w:wordWrap w:val="0"/>
               <w:spacing w:line="240" w:lineRule="auto"/>
               <w:ind w:firstLineChars="0"/>
               <w:jc w:val="center"/>
@@ -1162,6 +1199,7 @@
           </w:tcPr>
           <w:p>
             <w:pPr>
+              <w:wordWrap w:val="0"/>
               <w:spacing w:line="240" w:lineRule="auto"/>
               <w:jc w:val="center"/>
               <w:rPr>
@@ -1196,6 +1234,7 @@
           <w:p>
             <w:pPr>
               <w:pStyle w:val="ab"/>
+              <w:wordWrap w:val="0"/>
               <w:overflowPunct w:val="0"/>
               <w:topLinePunct/>
               <w:textAlignment w:val="center"/>
@@ -1221,6 +1260,7 @@
           <w:p>
             <w:pPr>
               <w:pStyle w:val="ab"/>
+              <w:wordWrap w:val="0"/>
               <w:overflowPunct w:val="0"/>
               <w:topLinePunct/>
               <w:ind w:firstLineChars="4" w:firstLine="8"/>
@@ -1255,6 +1295,7 @@
           <w:p>
             <w:pPr>
               <w:pStyle w:val="ab"/>
+              <w:wordWrap w:val="0"/>
               <w:overflowPunct w:val="0"/>
               <w:topLinePunct/>
               <w:ind w:firstLineChars="4" w:firstLine="8"/>
@@ -1278,6 +1319,7 @@
     </w:tbl>
     <w:p>
       <w:pPr>
+        <w:wordWrap w:val="0"/>
         <w:rPr>
           <w:sz w:val="24"/>
           <w:szCs w:val="24"/>
@@ -1292,7 +1334,11 @@
         <w:t>{%p endif %}</w:t>
       </w:r>
     </w:p>
-    <w:p/>
+    <w:p>
+      <w:pPr>
+        <w:wordWrap w:val="0"/>
+      </w:pPr>
+    </w:p>
     <w:sectPr>
       <w:pgSz w:w="11906" w:h="16838"/>
       <w:pgMar w:top="1440" w:right="1800" w:bottom="1440" w:left="1800" w:header="851" w:footer="992" w:gutter="0"/>
@@ -1304,7 +1350,7 @@
 </file>
 
 <file path=word/endnotes.xml><?xml version="1.0" encoding="utf-8"?>
-<w:endnotes xmlns:wpc="http://schemas.microsoft.com/office/word/2010/wordprocessingCanvas" xmlns:cx="http://schemas.microsoft.com/office/drawing/2014/chartex" xmlns:cx1="http://schemas.microsoft.com/office/drawing/2015/9/8/chartex" xmlns:cx2="http://schemas.microsoft.com/office/drawing/2015/10/21/chartex" xmlns:cx3="http://schemas.microsoft.com/office/drawing/2016/5/9/chartex" xmlns:cx4="http://schemas.microsoft.com/office/drawing/2016/5/10/chartex" xmlns:cx5="http://schemas.microsoft.com/office/drawing/2016/5/11/chartex" xmlns:cx6="http://schemas.microsoft.com/office/drawing/2016/5/12/chartex" xmlns:cx7="http://schemas.microsoft.com/office/drawing/2016/5/13/chartex" xmlns:cx8="http://schemas.microsoft.com/office/drawing/2016/5/14/chartex" xmlns:mc="http://schemas.openxmlformats.org/markup-compatibility/2006" xmlns:aink="http://schemas.microsoft.com/office/drawing/2016/ink" xmlns:am3d="http://schemas.microsoft.com/office/drawing/2017/model3d" xmlns:o="urn:schemas-microsoft-com:office:office" xmlns:oel="http://schemas.microsoft.com/office/2019/extlst" xmlns:r="http://schemas.openxmlformats.org/officeDocument/2006/relationships" xmlns:m="http://schemas.openxmlformats.org/officeDocument/2006/math" xmlns:v="urn:schemas-microsoft-com:vml" xmlns:wp14="http://schemas.microsoft.com/office/word/2010/wordprocessingDrawing" xmlns:wp="http://schemas.openxmlformats.org/drawingml/2006/wordprocessingDrawing" xmlns:w10="urn:schemas-microsoft-com:office:word" xmlns:w="http://schemas.openxmlformats.org/wordprocessingml/2006/main" xmlns:w14="http://schemas.microsoft.com/office/word/2010/wordml" xmlns:w15="http://schemas.microsoft.com/office/word/2012/wordml" xmlns:w16cex="http://schemas.microsoft.com/office/word/2018/wordml/cex" xmlns:w16cid="http://schemas.microsoft.com/office/word/2016/wordml/cid" xmlns:w16="http://schemas.microsoft.com/office/word/2018/wordml" xmlns:w16du="http://schemas.microsoft.com/office/word/2023/wordml/word16du" xmlns:w16sdtdh="http://schemas.microsoft.com/office/word/2020/wordml/sdtdatahash" xmlns:w16se="http://schemas.microsoft.com/office/word/2015/wordml/symex" xmlns:wpg="http://schemas.microsoft.com/office/word/2010/wordprocessingGroup" xmlns:wpi="http://schemas.microsoft.com/office/word/2010/wordprocessingInk" xmlns:wne="http://schemas.microsoft.com/office/word/2006/wordml" xmlns:wps="http://schemas.microsoft.com/office/word/2010/wordprocessingShape" mc:Ignorable="w14 w15 w16se w16cid w16 w16cex w16sdtdh w16du wp14">
+<w:endnotes xmlns:wpc="http://schemas.microsoft.com/office/word/2010/wordprocessingCanvas" xmlns:cx="http://schemas.microsoft.com/office/drawing/2014/chartex" xmlns:cx1="http://schemas.microsoft.com/office/drawing/2015/9/8/chartex" xmlns:cx2="http://schemas.microsoft.com/office/drawing/2015/10/21/chartex" xmlns:cx3="http://schemas.microsoft.com/office/drawing/2016/5/9/chartex" xmlns:cx4="http://schemas.microsoft.com/office/drawing/2016/5/10/chartex" xmlns:cx5="http://schemas.microsoft.com/office/drawing/2016/5/11/chartex" xmlns:cx6="http://schemas.microsoft.com/office/drawing/2016/5/12/chartex" xmlns:cx7="http://schemas.microsoft.com/office/drawing/2016/5/13/chartex" xmlns:cx8="http://schemas.microsoft.com/office/drawing/2016/5/14/chartex" xmlns:mc="http://schemas.openxmlformats.org/markup-compatibility/2006" xmlns:aink="http://schemas.microsoft.com/office/drawing/2016/ink" xmlns:am3d="http://schemas.microsoft.com/office/drawing/2017/model3d" xmlns:o="urn:schemas-microsoft-com:office:office" xmlns:oel="http://schemas.microsoft.com/office/2019/extlst" xmlns:r="http://schemas.openxmlformats.org/officeDocument/2006/relationships" xmlns:m="http://schemas.openxmlformats.org/officeDocument/2006/math" xmlns:v="urn:schemas-microsoft-com:vml" xmlns:wp14="http://schemas.microsoft.com/office/word/2010/wordprocessingDrawing" xmlns:wp="http://schemas.openxmlformats.org/drawingml/2006/wordprocessingDrawing" xmlns:w10="urn:schemas-microsoft-com:office:word" xmlns:w="http://schemas.openxmlformats.org/wordprocessingml/2006/main" xmlns:w14="http://schemas.microsoft.com/office/word/2010/wordml" xmlns:w15="http://schemas.microsoft.com/office/word/2012/wordml" xmlns:w16cex="http://schemas.microsoft.com/office/word/2018/wordml/cex" xmlns:w16cid="http://schemas.microsoft.com/office/word/2016/wordml/cid" xmlns:w16="http://schemas.microsoft.com/office/word/2018/wordml" xmlns:w16du="http://schemas.microsoft.com/office/word/2023/wordml/word16du" xmlns:w16sdtdh="http://schemas.microsoft.com/office/word/2020/wordml/sdtdatahash" xmlns:w16sdtfl="http://schemas.microsoft.com/office/word/2024/wordml/sdtformatlock" xmlns:w16se="http://schemas.microsoft.com/office/word/2015/wordml/symex" xmlns:wpg="http://schemas.microsoft.com/office/word/2010/wordprocessingGroup" xmlns:wpi="http://schemas.microsoft.com/office/word/2010/wordprocessingInk" xmlns:wne="http://schemas.microsoft.com/office/word/2006/wordml" xmlns:wps="http://schemas.microsoft.com/office/word/2010/wordprocessingShape" mc:Ignorable="w14 w15 w16se w16cid w16 w16cex w16sdtdh w16sdtfl w16du wp14">
   <w:endnote w:type="separator" w:id="-1">
     <w:p>
       <w:pPr>
@@ -1329,7 +1375,7 @@
 </file>
 
 <file path=word/footnotes.xml><?xml version="1.0" encoding="utf-8"?>
-<w:footnotes xmlns:wpc="http://schemas.microsoft.com/office/word/2010/wordprocessingCanvas" xmlns:cx="http://schemas.microsoft.com/office/drawing/2014/chartex" xmlns:cx1="http://schemas.microsoft.com/office/drawing/2015/9/8/chartex" xmlns:cx2="http://schemas.microsoft.com/office/drawing/2015/10/21/chartex" xmlns:cx3="http://schemas.microsoft.com/office/drawing/2016/5/9/chartex" xmlns:cx4="http://schemas.microsoft.com/office/drawing/2016/5/10/chartex" xmlns:cx5="http://schemas.microsoft.com/office/drawing/2016/5/11/chartex" xmlns:cx6="http://schemas.microsoft.com/office/drawing/2016/5/12/chartex" xmlns:cx7="http://schemas.microsoft.com/office/drawing/2016/5/13/chartex" xmlns:cx8="http://schemas.microsoft.com/office/drawing/2016/5/14/chartex" xmlns:mc="http://schemas.openxmlformats.org/markup-compatibility/2006" xmlns:aink="http://schemas.microsoft.com/office/drawing/2016/ink" xmlns:am3d="http://schemas.microsoft.com/office/drawing/2017/model3d" xmlns:o="urn:schemas-microsoft-com:office:office" xmlns:oel="http://schemas.microsoft.com/office/2019/extlst" xmlns:r="http://schemas.openxmlformats.org/officeDocument/2006/relationships" xmlns:m="http://schemas.openxmlformats.org/officeDocument/2006/math" xmlns:v="urn:schemas-microsoft-com:vml" xmlns:wp14="http://schemas.microsoft.com/office/word/2010/wordprocessingDrawing" xmlns:wp="http://schemas.openxmlformats.org/drawingml/2006/wordprocessingDrawing" xmlns:w10="urn:schemas-microsoft-com:office:word" xmlns:w="http://schemas.openxmlformats.org/wordprocessingml/2006/main" xmlns:w14="http://schemas.microsoft.com/office/word/2010/wordml" xmlns:w15="http://schemas.microsoft.com/office/word/2012/wordml" xmlns:w16cex="http://schemas.microsoft.com/office/word/2018/wordml/cex" xmlns:w16cid="http://schemas.microsoft.com/office/word/2016/wordml/cid" xmlns:w16="http://schemas.microsoft.com/office/word/2018/wordml" xmlns:w16du="http://schemas.microsoft.com/office/word/2023/wordml/word16du" xmlns:w16sdtdh="http://schemas.microsoft.com/office/word/2020/wordml/sdtdatahash" xmlns:w16se="http://schemas.microsoft.com/office/word/2015/wordml/symex" xmlns:wpg="http://schemas.microsoft.com/office/word/2010/wordprocessingGroup" xmlns:wpi="http://schemas.microsoft.com/office/word/2010/wordprocessingInk" xmlns:wne="http://schemas.microsoft.com/office/word/2006/wordml" xmlns:wps="http://schemas.microsoft.com/office/word/2010/wordprocessingShape" mc:Ignorable="w14 w15 w16se w16cid w16 w16cex w16sdtdh w16du wp14">
+<w:footnotes xmlns:wpc="http://schemas.microsoft.com/office/word/2010/wordprocessingCanvas" xmlns:cx="http://schemas.microsoft.com/office/drawing/2014/chartex" xmlns:cx1="http://schemas.microsoft.com/office/drawing/2015/9/8/chartex" xmlns:cx2="http://schemas.microsoft.com/office/drawing/2015/10/21/chartex" xmlns:cx3="http://schemas.microsoft.com/office/drawing/2016/5/9/chartex" xmlns:cx4="http://schemas.microsoft.com/office/drawing/2016/5/10/chartex" xmlns:cx5="http://schemas.microsoft.com/office/drawing/2016/5/11/chartex" xmlns:cx6="http://schemas.microsoft.com/office/drawing/2016/5/12/chartex" xmlns:cx7="http://schemas.microsoft.com/office/drawing/2016/5/13/chartex" xmlns:cx8="http://schemas.microsoft.com/office/drawing/2016/5/14/chartex" xmlns:mc="http://schemas.openxmlformats.org/markup-compatibility/2006" xmlns:aink="http://schemas.microsoft.com/office/drawing/2016/ink" xmlns:am3d="http://schemas.microsoft.com/office/drawing/2017/model3d" xmlns:o="urn:schemas-microsoft-com:office:office" xmlns:oel="http://schemas.microsoft.com/office/2019/extlst" xmlns:r="http://schemas.openxmlformats.org/officeDocument/2006/relationships" xmlns:m="http://schemas.openxmlformats.org/officeDocument/2006/math" xmlns:v="urn:schemas-microsoft-com:vml" xmlns:wp14="http://schemas.microsoft.com/office/word/2010/wordprocessingDrawing" xmlns:wp="http://schemas.openxmlformats.org/drawingml/2006/wordprocessingDrawing" xmlns:w10="urn:schemas-microsoft-com:office:word" xmlns:w="http://schemas.openxmlformats.org/wordprocessingml/2006/main" xmlns:w14="http://schemas.microsoft.com/office/word/2010/wordml" xmlns:w15="http://schemas.microsoft.com/office/word/2012/wordml" xmlns:w16cex="http://schemas.microsoft.com/office/word/2018/wordml/cex" xmlns:w16cid="http://schemas.microsoft.com/office/word/2016/wordml/cid" xmlns:w16="http://schemas.microsoft.com/office/word/2018/wordml" xmlns:w16du="http://schemas.microsoft.com/office/word/2023/wordml/word16du" xmlns:w16sdtdh="http://schemas.microsoft.com/office/word/2020/wordml/sdtdatahash" xmlns:w16sdtfl="http://schemas.microsoft.com/office/word/2024/wordml/sdtformatlock" xmlns:w16se="http://schemas.microsoft.com/office/word/2015/wordml/symex" xmlns:wpg="http://schemas.microsoft.com/office/word/2010/wordprocessingGroup" xmlns:wpi="http://schemas.microsoft.com/office/word/2010/wordprocessingInk" xmlns:wne="http://schemas.microsoft.com/office/word/2006/wordml" xmlns:wps="http://schemas.microsoft.com/office/word/2010/wordprocessingShape" mc:Ignorable="w14 w15 w16se w16cid w16 w16cex w16sdtdh w16sdtfl w16du wp14">
   <w:footnote w:type="separator" w:id="-1">
     <w:p>
       <w:pPr>
@@ -1354,7 +1400,7 @@
 </file>
 
 <file path=word/numbering.xml><?xml version="1.0" encoding="utf-8"?>
-<w:numbering xmlns:wpc="http://schemas.microsoft.com/office/word/2010/wordprocessingCanvas" xmlns:cx="http://schemas.microsoft.com/office/drawing/2014/chartex" xmlns:cx1="http://schemas.microsoft.com/office/drawing/2015/9/8/chartex" xmlns:cx2="http://schemas.microsoft.com/office/drawing/2015/10/21/chartex" xmlns:cx3="http://schemas.microsoft.com/office/drawing/2016/5/9/chartex" xmlns:cx4="http://schemas.microsoft.com/office/drawing/2016/5/10/chartex" xmlns:cx5="http://schemas.microsoft.com/office/drawing/2016/5/11/chartex" xmlns:cx6="http://schemas.microsoft.com/office/drawing/2016/5/12/chartex" xmlns:cx7="http://schemas.microsoft.com/office/drawing/2016/5/13/chartex" xmlns:cx8="http://schemas.microsoft.com/office/drawing/2016/5/14/chartex" xmlns:mc="http://schemas.openxmlformats.org/markup-compatibility/2006" xmlns:aink="http://schemas.microsoft.com/office/drawing/2016/ink" xmlns:am3d="http://schemas.microsoft.com/office/drawing/2017/model3d" xmlns:o="urn:schemas-microsoft-com:office:office" xmlns:oel="http://schemas.microsoft.com/office/2019/extlst" xmlns:r="http://schemas.openxmlformats.org/officeDocument/2006/relationships" xmlns:m="http://schemas.openxmlformats.org/officeDocument/2006/math" xmlns:v="urn:schemas-microsoft-com:vml" xmlns:wp14="http://schemas.microsoft.com/office/word/2010/wordprocessingDrawing" xmlns:wp="http://schemas.openxmlformats.org/drawingml/2006/wordprocessingDrawing" xmlns:w10="urn:schemas-microsoft-com:office:word" xmlns:w="http://schemas.openxmlformats.org/wordprocessingml/2006/main" xmlns:w14="http://schemas.microsoft.com/office/word/2010/wordml" xmlns:w15="http://schemas.microsoft.com/office/word/2012/wordml" xmlns:w16cex="http://schemas.microsoft.com/office/word/2018/wordml/cex" xmlns:w16cid="http://schemas.microsoft.com/office/word/2016/wordml/cid" xmlns:w16="http://schemas.microsoft.com/office/word/2018/wordml" xmlns:w16du="http://schemas.microsoft.com/office/word/2023/wordml/word16du" xmlns:w16sdtdh="http://schemas.microsoft.com/office/word/2020/wordml/sdtdatahash" xmlns:w16se="http://schemas.microsoft.com/office/word/2015/wordml/symex" xmlns:wpg="http://schemas.microsoft.com/office/word/2010/wordprocessingGroup" xmlns:wpi="http://schemas.microsoft.com/office/word/2010/wordprocessingInk" xmlns:wne="http://schemas.microsoft.com/office/word/2006/wordml" xmlns:wps="http://schemas.microsoft.com/office/word/2010/wordprocessingShape" mc:Ignorable="w14 w15 w16se w16cid w16 w16cex w16sdtdh w16du wp14">
+<w:numbering xmlns:wpc="http://schemas.microsoft.com/office/word/2010/wordprocessingCanvas" xmlns:cx="http://schemas.microsoft.com/office/drawing/2014/chartex" xmlns:cx1="http://schemas.microsoft.com/office/drawing/2015/9/8/chartex" xmlns:cx2="http://schemas.microsoft.com/office/drawing/2015/10/21/chartex" xmlns:cx3="http://schemas.microsoft.com/office/drawing/2016/5/9/chartex" xmlns:cx4="http://schemas.microsoft.com/office/drawing/2016/5/10/chartex" xmlns:cx5="http://schemas.microsoft.com/office/drawing/2016/5/11/chartex" xmlns:cx6="http://schemas.microsoft.com/office/drawing/2016/5/12/chartex" xmlns:cx7="http://schemas.microsoft.com/office/drawing/2016/5/13/chartex" xmlns:cx8="http://schemas.microsoft.com/office/drawing/2016/5/14/chartex" xmlns:mc="http://schemas.openxmlformats.org/markup-compatibility/2006" xmlns:aink="http://schemas.microsoft.com/office/drawing/2016/ink" xmlns:am3d="http://schemas.microsoft.com/office/drawing/2017/model3d" xmlns:o="urn:schemas-microsoft-com:office:office" xmlns:oel="http://schemas.microsoft.com/office/2019/extlst" xmlns:r="http://schemas.openxmlformats.org/officeDocument/2006/relationships" xmlns:m="http://schemas.openxmlformats.org/officeDocument/2006/math" xmlns:v="urn:schemas-microsoft-com:vml" xmlns:wp14="http://schemas.microsoft.com/office/word/2010/wordprocessingDrawing" xmlns:wp="http://schemas.openxmlformats.org/drawingml/2006/wordprocessingDrawing" xmlns:w10="urn:schemas-microsoft-com:office:word" xmlns:w="http://schemas.openxmlformats.org/wordprocessingml/2006/main" xmlns:w14="http://schemas.microsoft.com/office/word/2010/wordml" xmlns:w15="http://schemas.microsoft.com/office/word/2012/wordml" xmlns:w16cex="http://schemas.microsoft.com/office/word/2018/wordml/cex" xmlns:w16cid="http://schemas.microsoft.com/office/word/2016/wordml/cid" xmlns:w16="http://schemas.microsoft.com/office/word/2018/wordml" xmlns:w16du="http://schemas.microsoft.com/office/word/2023/wordml/word16du" xmlns:w16sdtdh="http://schemas.microsoft.com/office/word/2020/wordml/sdtdatahash" xmlns:w16sdtfl="http://schemas.microsoft.com/office/word/2024/wordml/sdtformatlock" xmlns:w16se="http://schemas.microsoft.com/office/word/2015/wordml/symex" xmlns:wpg="http://schemas.microsoft.com/office/word/2010/wordprocessingGroup" xmlns:wpi="http://schemas.microsoft.com/office/word/2010/wordprocessingInk" xmlns:wne="http://schemas.microsoft.com/office/word/2006/wordml" xmlns:wps="http://schemas.microsoft.com/office/word/2010/wordprocessingShape" mc:Ignorable="w14 w15 w16se w16cid w16 w16cex w16sdtdh w16sdtfl w16du wp14">
   <w:abstractNum w:abstractNumId="0" w15:restartNumberingAfterBreak="0">
     <w:nsid w:val="0A5920EB"/>
     <w:multiLevelType w:val="hybridMultilevel"/>
@@ -1690,7 +1736,7 @@
 </file>
 
 <file path=word/styles.xml><?xml version="1.0" encoding="utf-8"?>
-<w:styles xmlns:mc="http://schemas.openxmlformats.org/markup-compatibility/2006" xmlns:r="http://schemas.openxmlformats.org/officeDocument/2006/relationships" xmlns:w="http://schemas.openxmlformats.org/wordprocessingml/2006/main" xmlns:w14="http://schemas.microsoft.com/office/word/2010/wordml" xmlns:w15="http://schemas.microsoft.com/office/word/2012/wordml" xmlns:w16cex="http://schemas.microsoft.com/office/word/2018/wordml/cex" xmlns:w16cid="http://schemas.microsoft.com/office/word/2016/wordml/cid" xmlns:w16="http://schemas.microsoft.com/office/word/2018/wordml" xmlns:w16du="http://schemas.microsoft.com/office/word/2023/wordml/word16du" xmlns:w16sdtdh="http://schemas.microsoft.com/office/word/2020/wordml/sdtdatahash" xmlns:w16se="http://schemas.microsoft.com/office/word/2015/wordml/symex" mc:Ignorable="w14 w15 w16se w16cid w16 w16cex w16sdtdh w16du">
+<w:styles xmlns:mc="http://schemas.openxmlformats.org/markup-compatibility/2006" xmlns:r="http://schemas.openxmlformats.org/officeDocument/2006/relationships" xmlns:w="http://schemas.openxmlformats.org/wordprocessingml/2006/main" xmlns:w14="http://schemas.microsoft.com/office/word/2010/wordml" xmlns:w15="http://schemas.microsoft.com/office/word/2012/wordml" xmlns:w16cex="http://schemas.microsoft.com/office/word/2018/wordml/cex" xmlns:w16cid="http://schemas.microsoft.com/office/word/2016/wordml/cid" xmlns:w16="http://schemas.microsoft.com/office/word/2018/wordml" xmlns:w16du="http://schemas.microsoft.com/office/word/2023/wordml/word16du" xmlns:w16sdtdh="http://schemas.microsoft.com/office/word/2020/wordml/sdtdatahash" xmlns:w16sdtfl="http://schemas.microsoft.com/office/word/2024/wordml/sdtformatlock" xmlns:w16se="http://schemas.microsoft.com/office/word/2015/wordml/symex" mc:Ignorable="w14 w15 w16se w16cid w16 w16cex w16sdtdh w16sdtfl w16du">
   <w:docDefaults>
     <w:rPrDefault>
       <w:rPr>
